--- a/Vocabulary, grammar/2C - The way we do it.docx
+++ b/Vocabulary, grammar/2C - The way we do it.docx
@@ -390,7 +390,29 @@
                 <w:szCs w:val="28"/>
                 <w:lang w:val="en-US"/>
               </w:rPr>
-              <w:t>Frown upon</w:t>
+              <w:t>Frown up</w:t>
+            </w:r>
+            <w:r>
+              <w:rPr>
+                <w:rFonts w:ascii="Times New Roman" w:hAnsi="Times New Roman" w:cs="Times New Roman"/>
+                <w:b/>
+                <w:bCs/>
+                <w:sz w:val="28"/>
+                <w:szCs w:val="28"/>
+                <w:lang w:val="en-US"/>
+              </w:rPr>
+              <w:t>O</w:t>
+            </w:r>
+            <w:r>
+              <w:rPr>
+                <w:rFonts w:ascii="Times New Roman" w:hAnsi="Times New Roman" w:cs="Times New Roman"/>
+                <w:b/>
+                <w:bCs/>
+                <w:sz w:val="28"/>
+                <w:szCs w:val="28"/>
+                <w:lang w:val="en-US"/>
+              </w:rPr>
+              <w:t>n</w:t>
             </w:r>
             <w:r>
               <w:rPr>
@@ -1369,21 +1391,1818 @@
                 <w:lang w:val="en-US"/>
               </w:rPr>
             </w:pPr>
-          </w:p>
-        </w:tc>
-        <w:tc>
-          <w:tcPr>
-            <w:tcW w:w="4814" w:type="dxa"/>
-          </w:tcPr>
-          <w:p>
-            <w:pPr>
-              <w:spacing w:line="360" w:lineRule="auto"/>
-              <w:rPr>
-                <w:rFonts w:ascii="Times New Roman" w:hAnsi="Times New Roman" w:cs="Times New Roman"/>
-                <w:sz w:val="28"/>
-                <w:szCs w:val="28"/>
-              </w:rPr>
-            </w:pPr>
+            <w:r>
+              <w:rPr>
+                <w:rFonts w:ascii="Times New Roman" w:hAnsi="Times New Roman" w:cs="Times New Roman"/>
+                <w:sz w:val="28"/>
+                <w:szCs w:val="28"/>
+                <w:lang w:val="en-US"/>
+              </w:rPr>
+              <w:t>Over-reliance</w:t>
+            </w:r>
+          </w:p>
+        </w:tc>
+        <w:tc>
+          <w:tcPr>
+            <w:tcW w:w="4814" w:type="dxa"/>
+          </w:tcPr>
+          <w:p>
+            <w:pPr>
+              <w:spacing w:line="360" w:lineRule="auto"/>
+              <w:rPr>
+                <w:rFonts w:ascii="Times New Roman" w:hAnsi="Times New Roman" w:cs="Times New Roman"/>
+                <w:sz w:val="28"/>
+                <w:szCs w:val="28"/>
+              </w:rPr>
+            </w:pPr>
+            <w:r>
+              <w:rPr>
+                <w:rFonts w:ascii="Times New Roman" w:hAnsi="Times New Roman" w:cs="Times New Roman"/>
+                <w:sz w:val="28"/>
+                <w:szCs w:val="28"/>
+              </w:rPr>
+              <w:t>Чрезмерная зависимость</w:t>
+            </w:r>
+          </w:p>
+        </w:tc>
+      </w:tr>
+      <w:tr>
+        <w:tc>
+          <w:tcPr>
+            <w:tcW w:w="3823" w:type="dxa"/>
+          </w:tcPr>
+          <w:p>
+            <w:pPr>
+              <w:spacing w:line="360" w:lineRule="auto"/>
+              <w:rPr>
+                <w:rFonts w:ascii="Times New Roman" w:hAnsi="Times New Roman" w:cs="Times New Roman"/>
+                <w:sz w:val="28"/>
+                <w:szCs w:val="28"/>
+                <w:lang w:val="en-US"/>
+              </w:rPr>
+            </w:pPr>
+            <w:r>
+              <w:rPr>
+                <w:rFonts w:ascii="Times New Roman" w:hAnsi="Times New Roman" w:cs="Times New Roman"/>
+                <w:sz w:val="28"/>
+                <w:szCs w:val="28"/>
+                <w:lang w:val="en-US"/>
+              </w:rPr>
+              <w:t>Put less strain on</w:t>
+            </w:r>
+          </w:p>
+        </w:tc>
+        <w:tc>
+          <w:tcPr>
+            <w:tcW w:w="4814" w:type="dxa"/>
+          </w:tcPr>
+          <w:p>
+            <w:pPr>
+              <w:spacing w:line="360" w:lineRule="auto"/>
+              <w:rPr>
+                <w:rFonts w:ascii="Times New Roman" w:hAnsi="Times New Roman" w:cs="Times New Roman"/>
+                <w:sz w:val="28"/>
+                <w:szCs w:val="28"/>
+              </w:rPr>
+            </w:pPr>
+            <w:r>
+              <w:rPr>
+                <w:rFonts w:ascii="Times New Roman" w:hAnsi="Times New Roman" w:cs="Times New Roman"/>
+                <w:sz w:val="28"/>
+                <w:szCs w:val="28"/>
+              </w:rPr>
+              <w:t>Снизьте нагрузку</w:t>
+            </w:r>
+          </w:p>
+        </w:tc>
+      </w:tr>
+      <w:tr>
+        <w:tc>
+          <w:tcPr>
+            <w:tcW w:w="3823" w:type="dxa"/>
+          </w:tcPr>
+          <w:p>
+            <w:pPr>
+              <w:spacing w:line="360" w:lineRule="auto"/>
+              <w:rPr>
+                <w:rFonts w:ascii="Times New Roman" w:hAnsi="Times New Roman" w:cs="Times New Roman"/>
+                <w:sz w:val="28"/>
+                <w:szCs w:val="28"/>
+                <w:lang w:val="en-US"/>
+              </w:rPr>
+            </w:pPr>
+            <w:r>
+              <w:rPr>
+                <w:rFonts w:ascii="Times New Roman" w:hAnsi="Times New Roman" w:cs="Times New Roman"/>
+                <w:sz w:val="28"/>
+                <w:szCs w:val="28"/>
+                <w:lang w:val="en-US"/>
+              </w:rPr>
+              <w:t>Service is stretched</w:t>
+            </w:r>
+          </w:p>
+        </w:tc>
+        <w:tc>
+          <w:tcPr>
+            <w:tcW w:w="4814" w:type="dxa"/>
+          </w:tcPr>
+          <w:p>
+            <w:pPr>
+              <w:spacing w:line="360" w:lineRule="auto"/>
+              <w:rPr>
+                <w:rFonts w:ascii="Times New Roman" w:hAnsi="Times New Roman" w:cs="Times New Roman"/>
+                <w:sz w:val="28"/>
+                <w:szCs w:val="28"/>
+              </w:rPr>
+            </w:pPr>
+            <w:r>
+              <w:rPr>
+                <w:rFonts w:ascii="Times New Roman" w:hAnsi="Times New Roman" w:cs="Times New Roman"/>
+                <w:sz w:val="28"/>
+                <w:szCs w:val="28"/>
+              </w:rPr>
+              <w:t>Работать на пределе</w:t>
+            </w:r>
+          </w:p>
+        </w:tc>
+      </w:tr>
+      <w:tr>
+        <w:tc>
+          <w:tcPr>
+            <w:tcW w:w="3823" w:type="dxa"/>
+          </w:tcPr>
+          <w:p>
+            <w:pPr>
+              <w:spacing w:line="360" w:lineRule="auto"/>
+              <w:rPr>
+                <w:rFonts w:ascii="Times New Roman" w:hAnsi="Times New Roman" w:cs="Times New Roman"/>
+                <w:sz w:val="28"/>
+                <w:szCs w:val="28"/>
+                <w:lang w:val="en-US"/>
+              </w:rPr>
+            </w:pPr>
+            <w:r>
+              <w:rPr>
+                <w:rFonts w:ascii="Times New Roman" w:hAnsi="Times New Roman" w:cs="Times New Roman"/>
+                <w:sz w:val="28"/>
+                <w:szCs w:val="28"/>
+                <w:lang w:val="en-US"/>
+              </w:rPr>
+              <w:t>Can’t come to terms</w:t>
+            </w:r>
+          </w:p>
+        </w:tc>
+        <w:tc>
+          <w:tcPr>
+            <w:tcW w:w="4814" w:type="dxa"/>
+          </w:tcPr>
+          <w:p>
+            <w:pPr>
+              <w:spacing w:line="360" w:lineRule="auto"/>
+              <w:rPr>
+                <w:rFonts w:ascii="Times New Roman" w:hAnsi="Times New Roman" w:cs="Times New Roman"/>
+                <w:sz w:val="28"/>
+                <w:szCs w:val="28"/>
+              </w:rPr>
+            </w:pPr>
+            <w:r>
+              <w:rPr>
+                <w:rFonts w:ascii="Times New Roman" w:hAnsi="Times New Roman" w:cs="Times New Roman"/>
+                <w:sz w:val="28"/>
+                <w:szCs w:val="28"/>
+              </w:rPr>
+              <w:t>Не могу прийти к согласию</w:t>
+            </w:r>
+          </w:p>
+        </w:tc>
+      </w:tr>
+      <w:tr>
+        <w:tc>
+          <w:tcPr>
+            <w:tcW w:w="3823" w:type="dxa"/>
+          </w:tcPr>
+          <w:p>
+            <w:pPr>
+              <w:spacing w:line="360" w:lineRule="auto"/>
+              <w:rPr>
+                <w:rFonts w:ascii="Times New Roman" w:hAnsi="Times New Roman" w:cs="Times New Roman"/>
+                <w:sz w:val="28"/>
+                <w:szCs w:val="28"/>
+                <w:lang w:val="en-US"/>
+              </w:rPr>
+            </w:pPr>
+            <w:r>
+              <w:rPr>
+                <w:rFonts w:ascii="Times New Roman" w:hAnsi="Times New Roman" w:cs="Times New Roman"/>
+                <w:sz w:val="28"/>
+                <w:szCs w:val="28"/>
+                <w:lang w:val="en-US"/>
+              </w:rPr>
+              <w:t>Revamping</w:t>
+            </w:r>
+          </w:p>
+        </w:tc>
+        <w:tc>
+          <w:tcPr>
+            <w:tcW w:w="4814" w:type="dxa"/>
+          </w:tcPr>
+          <w:p>
+            <w:pPr>
+              <w:spacing w:line="360" w:lineRule="auto"/>
+              <w:rPr>
+                <w:rFonts w:ascii="Times New Roman" w:hAnsi="Times New Roman" w:cs="Times New Roman"/>
+                <w:sz w:val="28"/>
+                <w:szCs w:val="28"/>
+              </w:rPr>
+            </w:pPr>
+            <w:r>
+              <w:rPr>
+                <w:rFonts w:ascii="Times New Roman" w:hAnsi="Times New Roman" w:cs="Times New Roman"/>
+                <w:sz w:val="28"/>
+                <w:szCs w:val="28"/>
+              </w:rPr>
+              <w:t>Реконструкция</w:t>
+            </w:r>
+          </w:p>
+        </w:tc>
+      </w:tr>
+      <w:tr>
+        <w:tc>
+          <w:tcPr>
+            <w:tcW w:w="3823" w:type="dxa"/>
+          </w:tcPr>
+          <w:p>
+            <w:pPr>
+              <w:spacing w:line="360" w:lineRule="auto"/>
+              <w:rPr>
+                <w:rFonts w:ascii="Times New Roman" w:hAnsi="Times New Roman" w:cs="Times New Roman"/>
+                <w:sz w:val="28"/>
+                <w:szCs w:val="28"/>
+                <w:lang w:val="en-US"/>
+              </w:rPr>
+            </w:pPr>
+            <w:r>
+              <w:rPr>
+                <w:rFonts w:ascii="Times New Roman" w:hAnsi="Times New Roman" w:cs="Times New Roman"/>
+                <w:sz w:val="28"/>
+                <w:szCs w:val="28"/>
+                <w:lang w:val="en-US"/>
+              </w:rPr>
+              <w:t>Inevitable</w:t>
+            </w:r>
+          </w:p>
+        </w:tc>
+        <w:tc>
+          <w:tcPr>
+            <w:tcW w:w="4814" w:type="dxa"/>
+          </w:tcPr>
+          <w:p>
+            <w:pPr>
+              <w:spacing w:line="360" w:lineRule="auto"/>
+              <w:rPr>
+                <w:rFonts w:ascii="Times New Roman" w:hAnsi="Times New Roman" w:cs="Times New Roman"/>
+                <w:sz w:val="28"/>
+                <w:szCs w:val="28"/>
+              </w:rPr>
+            </w:pPr>
+            <w:r>
+              <w:rPr>
+                <w:rFonts w:ascii="Times New Roman" w:hAnsi="Times New Roman" w:cs="Times New Roman"/>
+                <w:sz w:val="28"/>
+                <w:szCs w:val="28"/>
+              </w:rPr>
+              <w:t>Неизбежный, неминуемый</w:t>
+            </w:r>
+          </w:p>
+        </w:tc>
+      </w:tr>
+      <w:tr>
+        <w:tc>
+          <w:tcPr>
+            <w:tcW w:w="3823" w:type="dxa"/>
+          </w:tcPr>
+          <w:p>
+            <w:pPr>
+              <w:spacing w:line="360" w:lineRule="auto"/>
+              <w:rPr>
+                <w:rFonts w:ascii="Times New Roman" w:hAnsi="Times New Roman" w:cs="Times New Roman"/>
+                <w:sz w:val="28"/>
+                <w:szCs w:val="28"/>
+                <w:lang w:val="en-US"/>
+              </w:rPr>
+            </w:pPr>
+            <w:r>
+              <w:rPr>
+                <w:rFonts w:ascii="Times New Roman" w:hAnsi="Times New Roman" w:cs="Times New Roman"/>
+                <w:sz w:val="28"/>
+                <w:szCs w:val="28"/>
+                <w:lang w:val="en-US"/>
+              </w:rPr>
+              <w:t>Hinder</w:t>
+            </w:r>
+          </w:p>
+        </w:tc>
+        <w:tc>
+          <w:tcPr>
+            <w:tcW w:w="4814" w:type="dxa"/>
+          </w:tcPr>
+          <w:p>
+            <w:pPr>
+              <w:spacing w:line="360" w:lineRule="auto"/>
+              <w:rPr>
+                <w:rFonts w:ascii="Times New Roman" w:hAnsi="Times New Roman" w:cs="Times New Roman"/>
+                <w:sz w:val="28"/>
+                <w:szCs w:val="28"/>
+              </w:rPr>
+            </w:pPr>
+            <w:r>
+              <w:rPr>
+                <w:rFonts w:ascii="Times New Roman" w:hAnsi="Times New Roman" w:cs="Times New Roman"/>
+                <w:sz w:val="28"/>
+                <w:szCs w:val="28"/>
+              </w:rPr>
+              <w:t>Препятствовать, мешать</w:t>
+            </w:r>
+          </w:p>
+        </w:tc>
+      </w:tr>
+      <w:tr>
+        <w:tc>
+          <w:tcPr>
+            <w:tcW w:w="8637" w:type="dxa"/>
+            <w:gridSpan w:val="2"/>
+          </w:tcPr>
+          <w:p>
+            <w:pPr>
+              <w:spacing w:line="360" w:lineRule="auto"/>
+              <w:rPr>
+                <w:rFonts w:ascii="Times New Roman" w:hAnsi="Times New Roman" w:cs="Times New Roman"/>
+                <w:b/>
+                <w:bCs/>
+                <w:sz w:val="28"/>
+                <w:szCs w:val="28"/>
+                <w:lang w:val="en-US"/>
+              </w:rPr>
+            </w:pPr>
+            <w:r>
+              <w:rPr>
+                <w:rFonts w:ascii="Times New Roman" w:hAnsi="Times New Roman" w:cs="Times New Roman"/>
+                <w:b/>
+                <w:bCs/>
+                <w:sz w:val="28"/>
+                <w:szCs w:val="28"/>
+                <w:lang w:val="en-US"/>
+              </w:rPr>
+              <w:t>GRAMMAR</w:t>
+            </w:r>
+          </w:p>
+        </w:tc>
+      </w:tr>
+      <w:tr>
+        <w:tc>
+          <w:tcPr>
+            <w:tcW w:w="3823" w:type="dxa"/>
+          </w:tcPr>
+          <w:p>
+            <w:pPr>
+              <w:spacing w:line="360" w:lineRule="auto"/>
+              <w:rPr>
+                <w:rFonts w:ascii="Times New Roman" w:hAnsi="Times New Roman" w:cs="Times New Roman"/>
+                <w:b/>
+                <w:bCs/>
+                <w:sz w:val="28"/>
+                <w:szCs w:val="28"/>
+              </w:rPr>
+            </w:pPr>
+            <w:r>
+              <w:rPr>
+                <w:rFonts w:ascii="Times New Roman" w:hAnsi="Times New Roman" w:cs="Times New Roman"/>
+                <w:b/>
+                <w:bCs/>
+                <w:sz w:val="28"/>
+                <w:szCs w:val="28"/>
+              </w:rPr>
+              <w:t>Expressing agreement</w:t>
+            </w:r>
+          </w:p>
+        </w:tc>
+        <w:tc>
+          <w:tcPr>
+            <w:tcW w:w="4814" w:type="dxa"/>
+          </w:tcPr>
+          <w:p>
+            <w:pPr>
+              <w:spacing w:line="360" w:lineRule="auto"/>
+              <w:rPr>
+                <w:rFonts w:ascii="Times New Roman" w:hAnsi="Times New Roman" w:cs="Times New Roman"/>
+                <w:b/>
+                <w:bCs/>
+                <w:sz w:val="28"/>
+                <w:szCs w:val="28"/>
+              </w:rPr>
+            </w:pPr>
+            <w:r>
+              <w:rPr>
+                <w:rFonts w:ascii="Times New Roman" w:hAnsi="Times New Roman" w:cs="Times New Roman"/>
+                <w:b/>
+                <w:bCs/>
+                <w:sz w:val="28"/>
+                <w:szCs w:val="28"/>
+              </w:rPr>
+              <w:t>Выражение согласия</w:t>
+            </w:r>
+          </w:p>
+        </w:tc>
+      </w:tr>
+      <w:tr>
+        <w:tc>
+          <w:tcPr>
+            <w:tcW w:w="3823" w:type="dxa"/>
+          </w:tcPr>
+          <w:p>
+            <w:pPr>
+              <w:spacing w:line="360" w:lineRule="auto"/>
+              <w:rPr>
+                <w:rFonts w:ascii="Times New Roman" w:hAnsi="Times New Roman" w:cs="Times New Roman"/>
+                <w:sz w:val="28"/>
+                <w:szCs w:val="28"/>
+              </w:rPr>
+            </w:pPr>
+            <w:r>
+              <w:rPr>
+                <w:rFonts w:ascii="Times New Roman" w:hAnsi="Times New Roman" w:cs="Times New Roman"/>
+                <w:sz w:val="28"/>
+                <w:szCs w:val="28"/>
+              </w:rPr>
+              <w:t>I'm not arguing there.</w:t>
+            </w:r>
+          </w:p>
+        </w:tc>
+        <w:tc>
+          <w:tcPr>
+            <w:tcW w:w="4814" w:type="dxa"/>
+          </w:tcPr>
+          <w:p>
+            <w:pPr>
+              <w:spacing w:line="360" w:lineRule="auto"/>
+              <w:rPr>
+                <w:rFonts w:ascii="Times New Roman" w:hAnsi="Times New Roman" w:cs="Times New Roman"/>
+                <w:sz w:val="28"/>
+                <w:szCs w:val="28"/>
+              </w:rPr>
+            </w:pPr>
+            <w:r>
+              <w:rPr>
+                <w:rFonts w:ascii="Times New Roman" w:hAnsi="Times New Roman" w:cs="Times New Roman"/>
+                <w:sz w:val="28"/>
+                <w:szCs w:val="28"/>
+              </w:rPr>
+              <w:t>Я не собираюсь спорить на эту тему.</w:t>
+            </w:r>
+          </w:p>
+        </w:tc>
+      </w:tr>
+      <w:tr>
+        <w:tc>
+          <w:tcPr>
+            <w:tcW w:w="3823" w:type="dxa"/>
+          </w:tcPr>
+          <w:p>
+            <w:pPr>
+              <w:spacing w:line="360" w:lineRule="auto"/>
+              <w:rPr>
+                <w:rFonts w:ascii="Times New Roman" w:hAnsi="Times New Roman" w:cs="Times New Roman"/>
+                <w:sz w:val="28"/>
+                <w:szCs w:val="28"/>
+                <w:lang w:val="en-US"/>
+              </w:rPr>
+            </w:pPr>
+            <w:r>
+              <w:rPr>
+                <w:rFonts w:ascii="Times New Roman" w:hAnsi="Times New Roman" w:cs="Times New Roman"/>
+                <w:sz w:val="28"/>
+                <w:szCs w:val="28"/>
+                <w:lang w:val="en-US"/>
+              </w:rPr>
+              <w:t>OK, I take your point.</w:t>
+            </w:r>
+          </w:p>
+        </w:tc>
+        <w:tc>
+          <w:tcPr>
+            <w:tcW w:w="4814" w:type="dxa"/>
+          </w:tcPr>
+          <w:p>
+            <w:pPr>
+              <w:spacing w:line="360" w:lineRule="auto"/>
+              <w:rPr>
+                <w:rFonts w:ascii="Times New Roman" w:hAnsi="Times New Roman" w:cs="Times New Roman"/>
+                <w:sz w:val="28"/>
+                <w:szCs w:val="28"/>
+              </w:rPr>
+            </w:pPr>
+            <w:r>
+              <w:rPr>
+                <w:rFonts w:ascii="Times New Roman" w:hAnsi="Times New Roman" w:cs="Times New Roman"/>
+                <w:sz w:val="28"/>
+                <w:szCs w:val="28"/>
+              </w:rPr>
+              <w:t>Хорошо, я понял вашу точку зрения.</w:t>
+            </w:r>
+          </w:p>
+        </w:tc>
+      </w:tr>
+      <w:tr>
+        <w:tc>
+          <w:tcPr>
+            <w:tcW w:w="3823" w:type="dxa"/>
+          </w:tcPr>
+          <w:p>
+            <w:pPr>
+              <w:spacing w:line="360" w:lineRule="auto"/>
+              <w:rPr>
+                <w:rFonts w:ascii="Times New Roman" w:hAnsi="Times New Roman" w:cs="Times New Roman"/>
+                <w:sz w:val="28"/>
+                <w:szCs w:val="28"/>
+                <w:lang w:val="en-US"/>
+              </w:rPr>
+            </w:pPr>
+            <w:r>
+              <w:rPr>
+                <w:rFonts w:ascii="Times New Roman" w:hAnsi="Times New Roman" w:cs="Times New Roman"/>
+                <w:sz w:val="28"/>
+                <w:szCs w:val="28"/>
+                <w:lang w:val="en-US"/>
+              </w:rPr>
+              <w:t>Fair enough.</w:t>
+            </w:r>
+          </w:p>
+        </w:tc>
+        <w:tc>
+          <w:tcPr>
+            <w:tcW w:w="4814" w:type="dxa"/>
+          </w:tcPr>
+          <w:p>
+            <w:pPr>
+              <w:spacing w:line="360" w:lineRule="auto"/>
+              <w:rPr>
+                <w:rFonts w:ascii="Times New Roman" w:hAnsi="Times New Roman" w:cs="Times New Roman"/>
+                <w:sz w:val="28"/>
+                <w:szCs w:val="28"/>
+              </w:rPr>
+            </w:pPr>
+            <w:r>
+              <w:rPr>
+                <w:rFonts w:ascii="Times New Roman" w:hAnsi="Times New Roman" w:cs="Times New Roman"/>
+                <w:sz w:val="28"/>
+                <w:szCs w:val="28"/>
+              </w:rPr>
+              <w:t>Справедливо.</w:t>
+            </w:r>
+          </w:p>
+        </w:tc>
+      </w:tr>
+      <w:tr>
+        <w:tc>
+          <w:tcPr>
+            <w:tcW w:w="3823" w:type="dxa"/>
+          </w:tcPr>
+          <w:p>
+            <w:pPr>
+              <w:spacing w:line="360" w:lineRule="auto"/>
+              <w:rPr>
+                <w:rFonts w:ascii="Times New Roman" w:hAnsi="Times New Roman" w:cs="Times New Roman"/>
+                <w:sz w:val="28"/>
+                <w:szCs w:val="28"/>
+                <w:lang w:val="en-US"/>
+              </w:rPr>
+            </w:pPr>
+            <w:r>
+              <w:rPr>
+                <w:rFonts w:ascii="Times New Roman" w:hAnsi="Times New Roman" w:cs="Times New Roman"/>
+                <w:sz w:val="28"/>
+                <w:szCs w:val="28"/>
+                <w:lang w:val="en-US"/>
+              </w:rPr>
+              <w:t>I get where you're coming from.</w:t>
+            </w:r>
+          </w:p>
+        </w:tc>
+        <w:tc>
+          <w:tcPr>
+            <w:tcW w:w="4814" w:type="dxa"/>
+          </w:tcPr>
+          <w:p>
+            <w:pPr>
+              <w:spacing w:line="360" w:lineRule="auto"/>
+              <w:rPr>
+                <w:rFonts w:ascii="Times New Roman" w:hAnsi="Times New Roman" w:cs="Times New Roman"/>
+                <w:sz w:val="28"/>
+                <w:szCs w:val="28"/>
+              </w:rPr>
+            </w:pPr>
+            <w:r>
+              <w:rPr>
+                <w:rFonts w:ascii="Times New Roman" w:hAnsi="Times New Roman" w:cs="Times New Roman"/>
+                <w:sz w:val="28"/>
+                <w:szCs w:val="28"/>
+              </w:rPr>
+              <w:t>Я понимаю вашу точку зрения.</w:t>
+            </w:r>
+          </w:p>
+        </w:tc>
+      </w:tr>
+      <w:tr>
+        <w:tc>
+          <w:tcPr>
+            <w:tcW w:w="3823" w:type="dxa"/>
+          </w:tcPr>
+          <w:p>
+            <w:pPr>
+              <w:spacing w:line="360" w:lineRule="auto"/>
+              <w:rPr>
+                <w:rFonts w:ascii="Times New Roman" w:hAnsi="Times New Roman" w:cs="Times New Roman"/>
+                <w:sz w:val="28"/>
+                <w:szCs w:val="28"/>
+                <w:lang w:val="en-US"/>
+              </w:rPr>
+            </w:pPr>
+            <w:r>
+              <w:rPr>
+                <w:rFonts w:ascii="Times New Roman" w:hAnsi="Times New Roman" w:cs="Times New Roman"/>
+                <w:sz w:val="28"/>
+                <w:szCs w:val="28"/>
+                <w:lang w:val="en-US"/>
+              </w:rPr>
+              <w:t>I'm with you there.</w:t>
+            </w:r>
+          </w:p>
+        </w:tc>
+        <w:tc>
+          <w:tcPr>
+            <w:tcW w:w="4814" w:type="dxa"/>
+          </w:tcPr>
+          <w:p>
+            <w:pPr>
+              <w:spacing w:line="360" w:lineRule="auto"/>
+              <w:rPr>
+                <w:rFonts w:ascii="Times New Roman" w:hAnsi="Times New Roman" w:cs="Times New Roman"/>
+                <w:sz w:val="28"/>
+                <w:szCs w:val="28"/>
+              </w:rPr>
+            </w:pPr>
+            <w:r>
+              <w:rPr>
+                <w:rFonts w:ascii="Times New Roman" w:hAnsi="Times New Roman" w:cs="Times New Roman"/>
+                <w:sz w:val="28"/>
+                <w:szCs w:val="28"/>
+              </w:rPr>
+              <w:t>Я с вами полностью согласен.</w:t>
+            </w:r>
+          </w:p>
+        </w:tc>
+      </w:tr>
+      <w:tr>
+        <w:tc>
+          <w:tcPr>
+            <w:tcW w:w="3823" w:type="dxa"/>
+          </w:tcPr>
+          <w:p>
+            <w:pPr>
+              <w:spacing w:line="360" w:lineRule="auto"/>
+              <w:rPr>
+                <w:rFonts w:ascii="Times New Roman" w:hAnsi="Times New Roman" w:cs="Times New Roman"/>
+                <w:sz w:val="28"/>
+                <w:szCs w:val="28"/>
+                <w:lang w:val="en-US"/>
+              </w:rPr>
+            </w:pPr>
+            <w:r>
+              <w:rPr>
+                <w:rFonts w:ascii="Times New Roman" w:hAnsi="Times New Roman" w:cs="Times New Roman"/>
+                <w:sz w:val="28"/>
+                <w:szCs w:val="28"/>
+                <w:lang w:val="en-US"/>
+              </w:rPr>
+              <w:t>I couldn't agree more.</w:t>
+            </w:r>
+          </w:p>
+        </w:tc>
+        <w:tc>
+          <w:tcPr>
+            <w:tcW w:w="4814" w:type="dxa"/>
+          </w:tcPr>
+          <w:p>
+            <w:pPr>
+              <w:spacing w:line="360" w:lineRule="auto"/>
+              <w:rPr>
+                <w:rFonts w:ascii="Times New Roman" w:hAnsi="Times New Roman" w:cs="Times New Roman"/>
+                <w:sz w:val="28"/>
+                <w:szCs w:val="28"/>
+              </w:rPr>
+            </w:pPr>
+            <w:r>
+              <w:rPr>
+                <w:rFonts w:ascii="Times New Roman" w:hAnsi="Times New Roman" w:cs="Times New Roman"/>
+                <w:sz w:val="28"/>
+                <w:szCs w:val="28"/>
+              </w:rPr>
+              <w:t>Полностью согласен.</w:t>
+            </w:r>
+          </w:p>
+        </w:tc>
+      </w:tr>
+      <w:tr>
+        <w:tc>
+          <w:tcPr>
+            <w:tcW w:w="3823" w:type="dxa"/>
+          </w:tcPr>
+          <w:p>
+            <w:pPr>
+              <w:spacing w:line="360" w:lineRule="auto"/>
+              <w:rPr>
+                <w:rFonts w:ascii="Times New Roman" w:hAnsi="Times New Roman" w:cs="Times New Roman"/>
+                <w:b/>
+                <w:bCs/>
+                <w:sz w:val="28"/>
+                <w:szCs w:val="28"/>
+                <w:lang w:val="en-US"/>
+              </w:rPr>
+            </w:pPr>
+            <w:r>
+              <w:rPr>
+                <w:rFonts w:ascii="Times New Roman" w:hAnsi="Times New Roman" w:cs="Times New Roman"/>
+                <w:b/>
+                <w:bCs/>
+                <w:sz w:val="28"/>
+                <w:szCs w:val="28"/>
+                <w:lang w:val="en-US"/>
+              </w:rPr>
+              <w:t>Expressing disagreement</w:t>
+            </w:r>
+          </w:p>
+        </w:tc>
+        <w:tc>
+          <w:tcPr>
+            <w:tcW w:w="4814" w:type="dxa"/>
+          </w:tcPr>
+          <w:p>
+            <w:pPr>
+              <w:spacing w:line="360" w:lineRule="auto"/>
+              <w:rPr>
+                <w:rFonts w:ascii="Times New Roman" w:hAnsi="Times New Roman" w:cs="Times New Roman"/>
+                <w:b/>
+                <w:bCs/>
+                <w:sz w:val="28"/>
+                <w:szCs w:val="28"/>
+              </w:rPr>
+            </w:pPr>
+            <w:r>
+              <w:rPr>
+                <w:rFonts w:ascii="Times New Roman" w:hAnsi="Times New Roman" w:cs="Times New Roman"/>
+                <w:b/>
+                <w:bCs/>
+                <w:sz w:val="28"/>
+                <w:szCs w:val="28"/>
+              </w:rPr>
+              <w:t>Выражение несогласия</w:t>
+            </w:r>
+          </w:p>
+        </w:tc>
+      </w:tr>
+      <w:tr>
+        <w:tc>
+          <w:tcPr>
+            <w:tcW w:w="3823" w:type="dxa"/>
+          </w:tcPr>
+          <w:p>
+            <w:pPr>
+              <w:spacing w:line="360" w:lineRule="auto"/>
+              <w:rPr>
+                <w:rFonts w:ascii="Times New Roman" w:hAnsi="Times New Roman" w:cs="Times New Roman"/>
+                <w:sz w:val="28"/>
+                <w:szCs w:val="28"/>
+                <w:lang w:val="en-US"/>
+              </w:rPr>
+            </w:pPr>
+            <w:r>
+              <w:rPr>
+                <w:rFonts w:ascii="Times New Roman" w:hAnsi="Times New Roman" w:cs="Times New Roman"/>
+                <w:sz w:val="28"/>
+                <w:szCs w:val="28"/>
+                <w:lang w:val="en-US"/>
+              </w:rPr>
+              <w:t>But surely</w:t>
+            </w:r>
+          </w:p>
+        </w:tc>
+        <w:tc>
+          <w:tcPr>
+            <w:tcW w:w="4814" w:type="dxa"/>
+          </w:tcPr>
+          <w:p>
+            <w:pPr>
+              <w:spacing w:line="360" w:lineRule="auto"/>
+              <w:rPr>
+                <w:rFonts w:ascii="Times New Roman" w:hAnsi="Times New Roman" w:cs="Times New Roman"/>
+                <w:sz w:val="28"/>
+                <w:szCs w:val="28"/>
+              </w:rPr>
+            </w:pPr>
+            <w:r>
+              <w:rPr>
+                <w:rFonts w:ascii="Times New Roman" w:hAnsi="Times New Roman" w:cs="Times New Roman"/>
+                <w:sz w:val="28"/>
+                <w:szCs w:val="28"/>
+              </w:rPr>
+              <w:t>Но, безусловно</w:t>
+            </w:r>
+          </w:p>
+        </w:tc>
+      </w:tr>
+      <w:tr>
+        <w:tc>
+          <w:tcPr>
+            <w:tcW w:w="3823" w:type="dxa"/>
+          </w:tcPr>
+          <w:p>
+            <w:pPr>
+              <w:spacing w:line="360" w:lineRule="auto"/>
+              <w:rPr>
+                <w:rFonts w:ascii="Times New Roman" w:hAnsi="Times New Roman" w:cs="Times New Roman"/>
+                <w:sz w:val="28"/>
+                <w:szCs w:val="28"/>
+                <w:lang w:val="en-US"/>
+              </w:rPr>
+            </w:pPr>
+            <w:r>
+              <w:rPr>
+                <w:rFonts w:ascii="Times New Roman" w:hAnsi="Times New Roman" w:cs="Times New Roman"/>
+                <w:sz w:val="28"/>
+                <w:szCs w:val="28"/>
+                <w:lang w:val="en-US"/>
+              </w:rPr>
+              <w:t>I think there's a flaw in your argument.</w:t>
+            </w:r>
+          </w:p>
+        </w:tc>
+        <w:tc>
+          <w:tcPr>
+            <w:tcW w:w="4814" w:type="dxa"/>
+          </w:tcPr>
+          <w:p>
+            <w:pPr>
+              <w:spacing w:line="360" w:lineRule="auto"/>
+              <w:rPr>
+                <w:rFonts w:ascii="Times New Roman" w:hAnsi="Times New Roman" w:cs="Times New Roman"/>
+                <w:sz w:val="28"/>
+                <w:szCs w:val="28"/>
+              </w:rPr>
+            </w:pPr>
+            <w:r>
+              <w:rPr>
+                <w:rFonts w:ascii="Times New Roman" w:hAnsi="Times New Roman" w:cs="Times New Roman"/>
+                <w:sz w:val="28"/>
+                <w:szCs w:val="28"/>
+              </w:rPr>
+              <w:t xml:space="preserve">Я думаю, в вашем аргументе есть </w:t>
+            </w:r>
+            <w:r>
+              <w:rPr>
+                <w:rFonts w:ascii="Times New Roman" w:hAnsi="Times New Roman" w:cs="Times New Roman"/>
+                <w:sz w:val="28"/>
+                <w:szCs w:val="28"/>
+              </w:rPr>
+              <w:t>недостаток</w:t>
+            </w:r>
+            <w:r>
+              <w:rPr>
+                <w:rFonts w:ascii="Times New Roman" w:hAnsi="Times New Roman" w:cs="Times New Roman"/>
+                <w:sz w:val="28"/>
+                <w:szCs w:val="28"/>
+              </w:rPr>
+              <w:t>.</w:t>
+            </w:r>
+          </w:p>
+        </w:tc>
+      </w:tr>
+      <w:tr>
+        <w:tc>
+          <w:tcPr>
+            <w:tcW w:w="3823" w:type="dxa"/>
+          </w:tcPr>
+          <w:p>
+            <w:pPr>
+              <w:spacing w:line="360" w:lineRule="auto"/>
+              <w:rPr>
+                <w:rFonts w:ascii="Times New Roman" w:hAnsi="Times New Roman" w:cs="Times New Roman"/>
+                <w:sz w:val="28"/>
+                <w:szCs w:val="28"/>
+                <w:lang w:val="en-US"/>
+              </w:rPr>
+            </w:pPr>
+            <w:r>
+              <w:rPr>
+                <w:rFonts w:ascii="Times New Roman" w:hAnsi="Times New Roman" w:cs="Times New Roman"/>
+                <w:sz w:val="28"/>
+                <w:szCs w:val="28"/>
+                <w:lang w:val="en-US"/>
+              </w:rPr>
+              <w:t>You're looking at things the wrong way round.</w:t>
+            </w:r>
+          </w:p>
+        </w:tc>
+        <w:tc>
+          <w:tcPr>
+            <w:tcW w:w="4814" w:type="dxa"/>
+          </w:tcPr>
+          <w:p>
+            <w:pPr>
+              <w:spacing w:line="360" w:lineRule="auto"/>
+              <w:rPr>
+                <w:rFonts w:ascii="Times New Roman" w:hAnsi="Times New Roman" w:cs="Times New Roman"/>
+                <w:sz w:val="28"/>
+                <w:szCs w:val="28"/>
+              </w:rPr>
+            </w:pPr>
+            <w:r>
+              <w:rPr>
+                <w:rFonts w:ascii="Times New Roman" w:hAnsi="Times New Roman" w:cs="Times New Roman"/>
+                <w:sz w:val="28"/>
+                <w:szCs w:val="28"/>
+              </w:rPr>
+              <w:t>Вы смотрите на вещи с неправильной стороны.</w:t>
+            </w:r>
+          </w:p>
+        </w:tc>
+      </w:tr>
+      <w:tr>
+        <w:tc>
+          <w:tcPr>
+            <w:tcW w:w="3823" w:type="dxa"/>
+          </w:tcPr>
+          <w:p>
+            <w:pPr>
+              <w:spacing w:line="360" w:lineRule="auto"/>
+              <w:rPr>
+                <w:rFonts w:ascii="Times New Roman" w:hAnsi="Times New Roman" w:cs="Times New Roman"/>
+                <w:sz w:val="28"/>
+                <w:szCs w:val="28"/>
+                <w:lang w:val="en-US"/>
+              </w:rPr>
+            </w:pPr>
+            <w:r>
+              <w:rPr>
+                <w:rFonts w:ascii="Times New Roman" w:hAnsi="Times New Roman" w:cs="Times New Roman"/>
+                <w:sz w:val="28"/>
+                <w:szCs w:val="28"/>
+                <w:lang w:val="en-US"/>
+              </w:rPr>
+              <w:t>Maybe we're talking at cross purposes here?</w:t>
+            </w:r>
+          </w:p>
+        </w:tc>
+        <w:tc>
+          <w:tcPr>
+            <w:tcW w:w="4814" w:type="dxa"/>
+          </w:tcPr>
+          <w:p>
+            <w:pPr>
+              <w:spacing w:line="360" w:lineRule="auto"/>
+              <w:rPr>
+                <w:rFonts w:ascii="Times New Roman" w:hAnsi="Times New Roman" w:cs="Times New Roman"/>
+                <w:sz w:val="28"/>
+                <w:szCs w:val="28"/>
+              </w:rPr>
+            </w:pPr>
+            <w:r>
+              <w:rPr>
+                <w:rFonts w:ascii="Times New Roman" w:hAnsi="Times New Roman" w:cs="Times New Roman"/>
+                <w:sz w:val="28"/>
+                <w:szCs w:val="28"/>
+              </w:rPr>
+              <w:t>Может быть, мы говорим о разных вещах?</w:t>
+            </w:r>
+          </w:p>
+        </w:tc>
+      </w:tr>
+      <w:tr>
+        <w:tc>
+          <w:tcPr>
+            <w:tcW w:w="3823" w:type="dxa"/>
+          </w:tcPr>
+          <w:p>
+            <w:pPr>
+              <w:spacing w:line="360" w:lineRule="auto"/>
+              <w:rPr>
+                <w:rFonts w:ascii="Times New Roman" w:hAnsi="Times New Roman" w:cs="Times New Roman"/>
+                <w:sz w:val="28"/>
+                <w:szCs w:val="28"/>
+                <w:lang w:val="en-US"/>
+              </w:rPr>
+            </w:pPr>
+            <w:r>
+              <w:rPr>
+                <w:rFonts w:ascii="Times New Roman" w:hAnsi="Times New Roman" w:cs="Times New Roman"/>
+                <w:sz w:val="28"/>
+                <w:szCs w:val="28"/>
+                <w:lang w:val="en-US"/>
+              </w:rPr>
+              <w:t>I'm afraid I beg to differ.</w:t>
+            </w:r>
+          </w:p>
+        </w:tc>
+        <w:tc>
+          <w:tcPr>
+            <w:tcW w:w="4814" w:type="dxa"/>
+          </w:tcPr>
+          <w:p>
+            <w:pPr>
+              <w:spacing w:line="360" w:lineRule="auto"/>
+              <w:rPr>
+                <w:rFonts w:ascii="Times New Roman" w:hAnsi="Times New Roman" w:cs="Times New Roman"/>
+                <w:sz w:val="28"/>
+                <w:szCs w:val="28"/>
+              </w:rPr>
+            </w:pPr>
+            <w:r>
+              <w:rPr>
+                <w:rFonts w:ascii="Times New Roman" w:hAnsi="Times New Roman" w:cs="Times New Roman"/>
+                <w:sz w:val="28"/>
+                <w:szCs w:val="28"/>
+              </w:rPr>
+              <w:t>Боюсь, я с этим не согласен.</w:t>
+            </w:r>
+          </w:p>
+        </w:tc>
+      </w:tr>
+      <w:tr>
+        <w:tc>
+          <w:tcPr>
+            <w:tcW w:w="3823" w:type="dxa"/>
+          </w:tcPr>
+          <w:p>
+            <w:pPr>
+              <w:spacing w:line="360" w:lineRule="auto"/>
+              <w:rPr>
+                <w:rFonts w:ascii="Times New Roman" w:hAnsi="Times New Roman" w:cs="Times New Roman"/>
+                <w:sz w:val="28"/>
+                <w:szCs w:val="28"/>
+                <w:lang w:val="en-US"/>
+              </w:rPr>
+            </w:pPr>
+            <w:r>
+              <w:rPr>
+                <w:rFonts w:ascii="Times New Roman" w:hAnsi="Times New Roman" w:cs="Times New Roman"/>
+                <w:sz w:val="28"/>
+                <w:szCs w:val="28"/>
+                <w:lang w:val="en-US"/>
+              </w:rPr>
+              <w:lastRenderedPageBreak/>
+              <w:t>I think we have to agree to disagree.</w:t>
+            </w:r>
+          </w:p>
+        </w:tc>
+        <w:tc>
+          <w:tcPr>
+            <w:tcW w:w="4814" w:type="dxa"/>
+          </w:tcPr>
+          <w:p>
+            <w:pPr>
+              <w:spacing w:line="360" w:lineRule="auto"/>
+              <w:rPr>
+                <w:rFonts w:ascii="Times New Roman" w:hAnsi="Times New Roman" w:cs="Times New Roman"/>
+                <w:sz w:val="28"/>
+                <w:szCs w:val="28"/>
+              </w:rPr>
+            </w:pPr>
+            <w:r>
+              <w:rPr>
+                <w:rFonts w:ascii="Times New Roman" w:hAnsi="Times New Roman" w:cs="Times New Roman"/>
+                <w:sz w:val="28"/>
+                <w:szCs w:val="28"/>
+              </w:rPr>
+              <w:t>Думаю, нам придётся согласиться с тем, что мы можем не соглашаться.</w:t>
+            </w:r>
+          </w:p>
+        </w:tc>
+      </w:tr>
+      <w:tr>
+        <w:tc>
+          <w:tcPr>
+            <w:tcW w:w="3823" w:type="dxa"/>
+          </w:tcPr>
+          <w:p>
+            <w:pPr>
+              <w:spacing w:line="360" w:lineRule="auto"/>
+              <w:rPr>
+                <w:rFonts w:ascii="Times New Roman" w:hAnsi="Times New Roman" w:cs="Times New Roman"/>
+                <w:b/>
+                <w:bCs/>
+                <w:sz w:val="28"/>
+                <w:szCs w:val="28"/>
+                <w:lang w:val="en-US"/>
+              </w:rPr>
+            </w:pPr>
+            <w:r>
+              <w:rPr>
+                <w:rFonts w:ascii="Times New Roman" w:hAnsi="Times New Roman" w:cs="Times New Roman"/>
+                <w:b/>
+                <w:bCs/>
+                <w:sz w:val="28"/>
+                <w:szCs w:val="28"/>
+                <w:lang w:val="en-US"/>
+              </w:rPr>
+              <w:t>Expressing interest</w:t>
+            </w:r>
+          </w:p>
+        </w:tc>
+        <w:tc>
+          <w:tcPr>
+            <w:tcW w:w="4814" w:type="dxa"/>
+          </w:tcPr>
+          <w:p>
+            <w:pPr>
+              <w:spacing w:line="360" w:lineRule="auto"/>
+              <w:rPr>
+                <w:rFonts w:ascii="Times New Roman" w:hAnsi="Times New Roman" w:cs="Times New Roman"/>
+                <w:b/>
+                <w:bCs/>
+                <w:sz w:val="28"/>
+                <w:szCs w:val="28"/>
+                <w:lang w:val="en-US"/>
+              </w:rPr>
+            </w:pPr>
+            <w:r>
+              <w:rPr>
+                <w:rFonts w:ascii="Times New Roman" w:hAnsi="Times New Roman" w:cs="Times New Roman"/>
+                <w:b/>
+                <w:bCs/>
+                <w:sz w:val="28"/>
+                <w:szCs w:val="28"/>
+                <w:lang w:val="en-US"/>
+              </w:rPr>
+              <w:t>Выражение заинтересованности</w:t>
+            </w:r>
+          </w:p>
+        </w:tc>
+      </w:tr>
+      <w:tr>
+        <w:tc>
+          <w:tcPr>
+            <w:tcW w:w="3823" w:type="dxa"/>
+          </w:tcPr>
+          <w:p>
+            <w:pPr>
+              <w:spacing w:line="360" w:lineRule="auto"/>
+              <w:rPr>
+                <w:rFonts w:ascii="Times New Roman" w:hAnsi="Times New Roman" w:cs="Times New Roman"/>
+                <w:sz w:val="28"/>
+                <w:szCs w:val="28"/>
+                <w:lang w:val="en-US"/>
+              </w:rPr>
+            </w:pPr>
+            <w:r>
+              <w:rPr>
+                <w:rFonts w:ascii="Times New Roman" w:hAnsi="Times New Roman" w:cs="Times New Roman"/>
+                <w:sz w:val="28"/>
+                <w:szCs w:val="28"/>
+                <w:lang w:val="en-US"/>
+              </w:rPr>
+              <w:t>You make a good point.</w:t>
+            </w:r>
+          </w:p>
+        </w:tc>
+        <w:tc>
+          <w:tcPr>
+            <w:tcW w:w="4814" w:type="dxa"/>
+          </w:tcPr>
+          <w:p>
+            <w:pPr>
+              <w:spacing w:line="360" w:lineRule="auto"/>
+              <w:rPr>
+                <w:rFonts w:ascii="Times New Roman" w:hAnsi="Times New Roman" w:cs="Times New Roman"/>
+                <w:sz w:val="28"/>
+                <w:szCs w:val="28"/>
+                <w:lang w:val="en-US"/>
+              </w:rPr>
+            </w:pPr>
+            <w:r>
+              <w:rPr>
+                <w:rFonts w:ascii="Times New Roman" w:hAnsi="Times New Roman" w:cs="Times New Roman"/>
+                <w:sz w:val="28"/>
+                <w:szCs w:val="28"/>
+                <w:lang w:val="en-US"/>
+              </w:rPr>
+              <w:t>Вы совершенно правы.</w:t>
+            </w:r>
+          </w:p>
+        </w:tc>
+      </w:tr>
+      <w:tr>
+        <w:tc>
+          <w:tcPr>
+            <w:tcW w:w="3823" w:type="dxa"/>
+          </w:tcPr>
+          <w:p>
+            <w:pPr>
+              <w:spacing w:line="360" w:lineRule="auto"/>
+              <w:rPr>
+                <w:rFonts w:ascii="Times New Roman" w:hAnsi="Times New Roman" w:cs="Times New Roman"/>
+                <w:sz w:val="28"/>
+                <w:szCs w:val="28"/>
+                <w:lang w:val="en-US"/>
+              </w:rPr>
+            </w:pPr>
+            <w:r>
+              <w:rPr>
+                <w:rFonts w:ascii="Times New Roman" w:hAnsi="Times New Roman" w:cs="Times New Roman"/>
+                <w:sz w:val="28"/>
+                <w:szCs w:val="28"/>
+                <w:lang w:val="en-US"/>
+              </w:rPr>
+              <w:t>That's a relevant point.</w:t>
+            </w:r>
+          </w:p>
+        </w:tc>
+        <w:tc>
+          <w:tcPr>
+            <w:tcW w:w="4814" w:type="dxa"/>
+          </w:tcPr>
+          <w:p>
+            <w:pPr>
+              <w:spacing w:line="360" w:lineRule="auto"/>
+              <w:rPr>
+                <w:rFonts w:ascii="Times New Roman" w:hAnsi="Times New Roman" w:cs="Times New Roman"/>
+                <w:sz w:val="28"/>
+                <w:szCs w:val="28"/>
+                <w:lang w:val="en-US"/>
+              </w:rPr>
+            </w:pPr>
+            <w:r>
+              <w:rPr>
+                <w:rFonts w:ascii="Times New Roman" w:hAnsi="Times New Roman" w:cs="Times New Roman"/>
+                <w:sz w:val="28"/>
+                <w:szCs w:val="28"/>
+                <w:lang w:val="en-US"/>
+              </w:rPr>
+              <w:t>Это важный момент.</w:t>
+            </w:r>
+          </w:p>
+        </w:tc>
+      </w:tr>
+      <w:tr>
+        <w:tc>
+          <w:tcPr>
+            <w:tcW w:w="3823" w:type="dxa"/>
+          </w:tcPr>
+          <w:p>
+            <w:pPr>
+              <w:spacing w:line="360" w:lineRule="auto"/>
+              <w:rPr>
+                <w:rFonts w:ascii="Times New Roman" w:hAnsi="Times New Roman" w:cs="Times New Roman"/>
+                <w:sz w:val="28"/>
+                <w:szCs w:val="28"/>
+                <w:lang w:val="en-US"/>
+              </w:rPr>
+            </w:pPr>
+            <w:r>
+              <w:rPr>
+                <w:rFonts w:ascii="Times New Roman" w:hAnsi="Times New Roman" w:cs="Times New Roman"/>
+                <w:sz w:val="28"/>
+                <w:szCs w:val="28"/>
+                <w:lang w:val="en-US"/>
+              </w:rPr>
+              <w:t>You've put that really well.</w:t>
+            </w:r>
+          </w:p>
+        </w:tc>
+        <w:tc>
+          <w:tcPr>
+            <w:tcW w:w="4814" w:type="dxa"/>
+          </w:tcPr>
+          <w:p>
+            <w:pPr>
+              <w:spacing w:line="360" w:lineRule="auto"/>
+              <w:rPr>
+                <w:rFonts w:ascii="Times New Roman" w:hAnsi="Times New Roman" w:cs="Times New Roman"/>
+                <w:sz w:val="28"/>
+                <w:szCs w:val="28"/>
+              </w:rPr>
+            </w:pPr>
+            <w:r>
+              <w:rPr>
+                <w:rFonts w:ascii="Times New Roman" w:hAnsi="Times New Roman" w:cs="Times New Roman"/>
+                <w:sz w:val="28"/>
+                <w:szCs w:val="28"/>
+              </w:rPr>
+              <w:t>Вы очень хорошо это сформулировали.</w:t>
+            </w:r>
+          </w:p>
+        </w:tc>
+      </w:tr>
+      <w:tr>
+        <w:tc>
+          <w:tcPr>
+            <w:tcW w:w="3823" w:type="dxa"/>
+          </w:tcPr>
+          <w:p>
+            <w:pPr>
+              <w:spacing w:line="360" w:lineRule="auto"/>
+              <w:rPr>
+                <w:rFonts w:ascii="Times New Roman" w:hAnsi="Times New Roman" w:cs="Times New Roman"/>
+                <w:sz w:val="28"/>
+                <w:szCs w:val="28"/>
+                <w:lang w:val="en-US"/>
+              </w:rPr>
+            </w:pPr>
+            <w:r>
+              <w:rPr>
+                <w:rFonts w:ascii="Times New Roman" w:hAnsi="Times New Roman" w:cs="Times New Roman"/>
+                <w:sz w:val="28"/>
+                <w:szCs w:val="28"/>
+                <w:lang w:val="en-US"/>
+              </w:rPr>
+              <w:t>Really? I'd never considered that.</w:t>
+            </w:r>
+          </w:p>
+        </w:tc>
+        <w:tc>
+          <w:tcPr>
+            <w:tcW w:w="4814" w:type="dxa"/>
+          </w:tcPr>
+          <w:p>
+            <w:pPr>
+              <w:spacing w:line="360" w:lineRule="auto"/>
+              <w:rPr>
+                <w:rFonts w:ascii="Times New Roman" w:hAnsi="Times New Roman" w:cs="Times New Roman"/>
+                <w:sz w:val="28"/>
+                <w:szCs w:val="28"/>
+              </w:rPr>
+            </w:pPr>
+            <w:r>
+              <w:rPr>
+                <w:rFonts w:ascii="Times New Roman" w:hAnsi="Times New Roman" w:cs="Times New Roman"/>
+                <w:sz w:val="28"/>
+                <w:szCs w:val="28"/>
+              </w:rPr>
+              <w:t>Правда? Я никогда об этом не думал.</w:t>
+            </w:r>
+          </w:p>
+        </w:tc>
+      </w:tr>
+      <w:tr>
+        <w:tc>
+          <w:tcPr>
+            <w:tcW w:w="3823" w:type="dxa"/>
+          </w:tcPr>
+          <w:p>
+            <w:pPr>
+              <w:spacing w:line="360" w:lineRule="auto"/>
+              <w:rPr>
+                <w:rFonts w:ascii="Times New Roman" w:hAnsi="Times New Roman" w:cs="Times New Roman"/>
+                <w:sz w:val="28"/>
+                <w:szCs w:val="28"/>
+                <w:lang w:val="en-US"/>
+              </w:rPr>
+            </w:pPr>
+            <w:r>
+              <w:rPr>
+                <w:rFonts w:ascii="Times New Roman" w:hAnsi="Times New Roman" w:cs="Times New Roman"/>
+                <w:sz w:val="28"/>
+                <w:szCs w:val="28"/>
+                <w:lang w:val="en-US"/>
+              </w:rPr>
+              <w:t>That's an excellent way of putting it.</w:t>
+            </w:r>
+          </w:p>
+        </w:tc>
+        <w:tc>
+          <w:tcPr>
+            <w:tcW w:w="4814" w:type="dxa"/>
+          </w:tcPr>
+          <w:p>
+            <w:pPr>
+              <w:spacing w:line="360" w:lineRule="auto"/>
+              <w:rPr>
+                <w:rFonts w:ascii="Times New Roman" w:hAnsi="Times New Roman" w:cs="Times New Roman"/>
+                <w:sz w:val="28"/>
+                <w:szCs w:val="28"/>
+                <w:lang w:val="en-US"/>
+              </w:rPr>
+            </w:pPr>
+            <w:r>
+              <w:rPr>
+                <w:rFonts w:ascii="Times New Roman" w:hAnsi="Times New Roman" w:cs="Times New Roman"/>
+                <w:sz w:val="28"/>
+                <w:szCs w:val="28"/>
+                <w:lang w:val="en-US"/>
+              </w:rPr>
+              <w:t>Это превосходная формулировка.</w:t>
+            </w:r>
+          </w:p>
+        </w:tc>
+      </w:tr>
+      <w:tr>
+        <w:tc>
+          <w:tcPr>
+            <w:tcW w:w="3823" w:type="dxa"/>
+          </w:tcPr>
+          <w:p>
+            <w:pPr>
+              <w:spacing w:line="360" w:lineRule="auto"/>
+              <w:rPr>
+                <w:rFonts w:ascii="Times New Roman" w:hAnsi="Times New Roman" w:cs="Times New Roman"/>
+                <w:sz w:val="28"/>
+                <w:szCs w:val="28"/>
+                <w:lang w:val="en-US"/>
+              </w:rPr>
+            </w:pPr>
+            <w:r>
+              <w:rPr>
+                <w:rFonts w:ascii="Times New Roman" w:hAnsi="Times New Roman" w:cs="Times New Roman"/>
+                <w:sz w:val="28"/>
+                <w:szCs w:val="28"/>
+                <w:lang w:val="en-US"/>
+              </w:rPr>
+              <w:t>It's clear you both have strong views here.</w:t>
+            </w:r>
+          </w:p>
+        </w:tc>
+        <w:tc>
+          <w:tcPr>
+            <w:tcW w:w="4814" w:type="dxa"/>
+          </w:tcPr>
+          <w:p>
+            <w:pPr>
+              <w:spacing w:line="360" w:lineRule="auto"/>
+              <w:rPr>
+                <w:rFonts w:ascii="Times New Roman" w:hAnsi="Times New Roman" w:cs="Times New Roman"/>
+                <w:sz w:val="28"/>
+                <w:szCs w:val="28"/>
+              </w:rPr>
+            </w:pPr>
+            <w:r>
+              <w:rPr>
+                <w:rFonts w:ascii="Times New Roman" w:hAnsi="Times New Roman" w:cs="Times New Roman"/>
+                <w:sz w:val="28"/>
+                <w:szCs w:val="28"/>
+              </w:rPr>
+              <w:t>Совершенно очевидно, что у вас обоих здесь твердые убеждения.</w:t>
+            </w:r>
+          </w:p>
+        </w:tc>
+      </w:tr>
+      <w:tr>
+        <w:tc>
+          <w:tcPr>
+            <w:tcW w:w="3823" w:type="dxa"/>
+          </w:tcPr>
+          <w:p>
+            <w:pPr>
+              <w:spacing w:line="360" w:lineRule="auto"/>
+              <w:rPr>
+                <w:rFonts w:ascii="Times New Roman" w:hAnsi="Times New Roman" w:cs="Times New Roman"/>
+                <w:sz w:val="28"/>
+                <w:szCs w:val="28"/>
+                <w:lang w:val="en-US"/>
+              </w:rPr>
+            </w:pPr>
+            <w:r>
+              <w:rPr>
+                <w:rFonts w:ascii="Times New Roman" w:hAnsi="Times New Roman" w:cs="Times New Roman"/>
+                <w:sz w:val="28"/>
+                <w:szCs w:val="28"/>
+                <w:lang w:val="en-US"/>
+              </w:rPr>
+              <w:t>We</w:t>
+            </w:r>
+            <w:r>
+              <w:rPr>
+                <w:rFonts w:ascii="Times New Roman" w:hAnsi="Times New Roman" w:cs="Times New Roman"/>
+                <w:sz w:val="28"/>
+                <w:szCs w:val="28"/>
+                <w:lang w:val="en-US"/>
+              </w:rPr>
+              <w:t xml:space="preserve"> </w:t>
+            </w:r>
+            <w:r>
+              <w:rPr>
+                <w:rFonts w:ascii="Times New Roman" w:hAnsi="Times New Roman" w:cs="Times New Roman"/>
+                <w:sz w:val="28"/>
+                <w:szCs w:val="28"/>
+                <w:lang w:val="en-US"/>
+              </w:rPr>
+              <w:t>do go a bit overboard with</w:t>
+            </w:r>
+          </w:p>
+        </w:tc>
+        <w:tc>
+          <w:tcPr>
+            <w:tcW w:w="4814" w:type="dxa"/>
+          </w:tcPr>
+          <w:p>
+            <w:pPr>
+              <w:spacing w:line="360" w:lineRule="auto"/>
+              <w:rPr>
+                <w:rFonts w:ascii="Times New Roman" w:hAnsi="Times New Roman" w:cs="Times New Roman"/>
+                <w:sz w:val="28"/>
+                <w:szCs w:val="28"/>
+              </w:rPr>
+            </w:pPr>
+            <w:r>
+              <w:rPr>
+                <w:rFonts w:ascii="Times New Roman" w:hAnsi="Times New Roman" w:cs="Times New Roman"/>
+                <w:sz w:val="28"/>
+                <w:szCs w:val="28"/>
+              </w:rPr>
+              <w:t>Мы иногда немного перегибаем палку</w:t>
+            </w:r>
+          </w:p>
+        </w:tc>
+      </w:tr>
+      <w:tr>
+        <w:tc>
+          <w:tcPr>
+            <w:tcW w:w="3823" w:type="dxa"/>
+          </w:tcPr>
+          <w:p>
+            <w:pPr>
+              <w:spacing w:line="360" w:lineRule="auto"/>
+              <w:rPr>
+                <w:rFonts w:ascii="Times New Roman" w:hAnsi="Times New Roman" w:cs="Times New Roman"/>
+                <w:sz w:val="28"/>
+                <w:szCs w:val="28"/>
+                <w:lang w:val="en-US"/>
+              </w:rPr>
+            </w:pPr>
+            <w:r>
+              <w:rPr>
+                <w:rFonts w:ascii="Times New Roman" w:hAnsi="Times New Roman" w:cs="Times New Roman"/>
+                <w:sz w:val="28"/>
+                <w:szCs w:val="28"/>
+                <w:lang w:val="en-US"/>
+              </w:rPr>
+              <w:t>S</w:t>
+            </w:r>
+            <w:r>
+              <w:rPr>
+                <w:rFonts w:ascii="Times New Roman" w:hAnsi="Times New Roman" w:cs="Times New Roman"/>
+                <w:sz w:val="28"/>
+                <w:szCs w:val="28"/>
+                <w:lang w:val="en-US"/>
+              </w:rPr>
+              <w:t>taircase</w:t>
+            </w:r>
+          </w:p>
+        </w:tc>
+        <w:tc>
+          <w:tcPr>
+            <w:tcW w:w="4814" w:type="dxa"/>
+          </w:tcPr>
+          <w:p>
+            <w:pPr>
+              <w:spacing w:line="360" w:lineRule="auto"/>
+              <w:rPr>
+                <w:rFonts w:ascii="Times New Roman" w:hAnsi="Times New Roman" w:cs="Times New Roman"/>
+                <w:sz w:val="28"/>
+                <w:szCs w:val="28"/>
+              </w:rPr>
+            </w:pPr>
+            <w:r>
+              <w:rPr>
+                <w:rFonts w:ascii="Times New Roman" w:hAnsi="Times New Roman" w:cs="Times New Roman"/>
+                <w:sz w:val="28"/>
+                <w:szCs w:val="28"/>
+              </w:rPr>
+              <w:t>Лестница (</w:t>
+            </w:r>
+            <w:r>
+              <w:rPr>
+                <w:rFonts w:ascii="Times New Roman" w:hAnsi="Times New Roman" w:cs="Times New Roman"/>
+                <w:sz w:val="28"/>
+                <w:szCs w:val="28"/>
+              </w:rPr>
+              <w:t>в доме)</w:t>
+            </w:r>
+          </w:p>
+        </w:tc>
+      </w:tr>
+      <w:tr>
+        <w:tc>
+          <w:tcPr>
+            <w:tcW w:w="3823" w:type="dxa"/>
+          </w:tcPr>
+          <w:p>
+            <w:pPr>
+              <w:spacing w:line="360" w:lineRule="auto"/>
+              <w:rPr>
+                <w:rFonts w:ascii="Times New Roman" w:hAnsi="Times New Roman" w:cs="Times New Roman"/>
+                <w:sz w:val="28"/>
+                <w:szCs w:val="28"/>
+                <w:lang w:val="en-US"/>
+              </w:rPr>
+            </w:pPr>
+            <w:r>
+              <w:rPr>
+                <w:rFonts w:ascii="Times New Roman" w:hAnsi="Times New Roman" w:cs="Times New Roman"/>
+                <w:sz w:val="28"/>
+                <w:szCs w:val="28"/>
+                <w:lang w:val="en-US"/>
+              </w:rPr>
+              <w:t>Concedes</w:t>
+            </w:r>
+          </w:p>
+        </w:tc>
+        <w:tc>
+          <w:tcPr>
+            <w:tcW w:w="4814" w:type="dxa"/>
+          </w:tcPr>
+          <w:p>
+            <w:pPr>
+              <w:spacing w:line="360" w:lineRule="auto"/>
+              <w:rPr>
+                <w:rFonts w:ascii="Times New Roman" w:hAnsi="Times New Roman" w:cs="Times New Roman"/>
+                <w:sz w:val="28"/>
+                <w:szCs w:val="28"/>
+              </w:rPr>
+            </w:pPr>
+            <w:r>
+              <w:rPr>
+                <w:rFonts w:ascii="Times New Roman" w:hAnsi="Times New Roman" w:cs="Times New Roman"/>
+                <w:sz w:val="28"/>
+                <w:szCs w:val="28"/>
+              </w:rPr>
+              <w:t>Уступает</w:t>
+            </w:r>
+          </w:p>
+        </w:tc>
+      </w:tr>
+      <w:tr>
+        <w:tc>
+          <w:tcPr>
+            <w:tcW w:w="3823" w:type="dxa"/>
+          </w:tcPr>
+          <w:p>
+            <w:pPr>
+              <w:spacing w:line="360" w:lineRule="auto"/>
+              <w:rPr>
+                <w:rFonts w:ascii="Times New Roman" w:hAnsi="Times New Roman" w:cs="Times New Roman"/>
+                <w:sz w:val="28"/>
+                <w:szCs w:val="28"/>
+                <w:lang w:val="en-US"/>
+              </w:rPr>
+            </w:pPr>
+            <w:r>
+              <w:rPr>
+                <w:rFonts w:ascii="Times New Roman" w:hAnsi="Times New Roman" w:cs="Times New Roman"/>
+                <w:sz w:val="28"/>
+                <w:szCs w:val="28"/>
+                <w:lang w:val="en-US"/>
+              </w:rPr>
+              <w:t>Y</w:t>
+            </w:r>
+            <w:r>
+              <w:rPr>
+                <w:rFonts w:ascii="Times New Roman" w:hAnsi="Times New Roman" w:cs="Times New Roman"/>
+                <w:sz w:val="28"/>
+                <w:szCs w:val="28"/>
+                <w:lang w:val="en-US"/>
+              </w:rPr>
+              <w:t>ou both have strong views on this.</w:t>
+            </w:r>
+          </w:p>
+        </w:tc>
+        <w:tc>
+          <w:tcPr>
+            <w:tcW w:w="4814" w:type="dxa"/>
+          </w:tcPr>
+          <w:p>
+            <w:pPr>
+              <w:spacing w:line="360" w:lineRule="auto"/>
+              <w:rPr>
+                <w:rFonts w:ascii="Times New Roman" w:hAnsi="Times New Roman" w:cs="Times New Roman"/>
+                <w:sz w:val="28"/>
+                <w:szCs w:val="28"/>
+                <w:lang w:val="en-US"/>
+              </w:rPr>
+            </w:pPr>
+            <w:r>
+              <w:rPr>
+                <w:rFonts w:ascii="Times New Roman" w:hAnsi="Times New Roman" w:cs="Times New Roman"/>
+                <w:sz w:val="28"/>
+                <w:szCs w:val="28"/>
+              </w:rPr>
+              <w:t>У вас обоих на этот счет твердые убеждения</w:t>
+            </w:r>
+            <w:r>
+              <w:rPr>
+                <w:rFonts w:ascii="Times New Roman" w:hAnsi="Times New Roman" w:cs="Times New Roman"/>
+                <w:sz w:val="28"/>
+                <w:szCs w:val="28"/>
+              </w:rPr>
+              <w:t>.</w:t>
+            </w:r>
+          </w:p>
+        </w:tc>
+      </w:tr>
+      <w:tr>
+        <w:tc>
+          <w:tcPr>
+            <w:tcW w:w="3823" w:type="dxa"/>
+          </w:tcPr>
+          <w:p>
+            <w:pPr>
+              <w:spacing w:line="360" w:lineRule="auto"/>
+              <w:rPr>
+                <w:rFonts w:ascii="Times New Roman" w:hAnsi="Times New Roman" w:cs="Times New Roman"/>
+                <w:sz w:val="28"/>
+                <w:szCs w:val="28"/>
+                <w:lang w:val="en-US"/>
+              </w:rPr>
+            </w:pPr>
+            <w:r>
+              <w:rPr>
+                <w:rFonts w:ascii="Times New Roman" w:hAnsi="Times New Roman" w:cs="Times New Roman"/>
+                <w:sz w:val="28"/>
+                <w:szCs w:val="28"/>
+                <w:lang w:val="en-US"/>
+              </w:rPr>
+              <w:t>Politeness</w:t>
+            </w:r>
+          </w:p>
+        </w:tc>
+        <w:tc>
+          <w:tcPr>
+            <w:tcW w:w="4814" w:type="dxa"/>
+          </w:tcPr>
+          <w:p>
+            <w:pPr>
+              <w:spacing w:line="360" w:lineRule="auto"/>
+              <w:rPr>
+                <w:rFonts w:ascii="Times New Roman" w:hAnsi="Times New Roman" w:cs="Times New Roman"/>
+                <w:sz w:val="28"/>
+                <w:szCs w:val="28"/>
+              </w:rPr>
+            </w:pPr>
+            <w:r>
+              <w:rPr>
+                <w:rFonts w:ascii="Times New Roman" w:hAnsi="Times New Roman" w:cs="Times New Roman"/>
+                <w:sz w:val="28"/>
+                <w:szCs w:val="28"/>
+              </w:rPr>
+              <w:t>Вежливость</w:t>
+            </w:r>
+          </w:p>
+        </w:tc>
+      </w:tr>
+      <w:tr>
+        <w:tc>
+          <w:tcPr>
+            <w:tcW w:w="3823" w:type="dxa"/>
+          </w:tcPr>
+          <w:p>
+            <w:pPr>
+              <w:spacing w:line="360" w:lineRule="auto"/>
+              <w:rPr>
+                <w:rFonts w:ascii="Times New Roman" w:hAnsi="Times New Roman" w:cs="Times New Roman"/>
+                <w:sz w:val="28"/>
+                <w:szCs w:val="28"/>
+                <w:lang w:val="en-US"/>
+              </w:rPr>
+            </w:pPr>
+            <w:r>
+              <w:rPr>
+                <w:rFonts w:ascii="Times New Roman" w:hAnsi="Times New Roman" w:cs="Times New Roman"/>
+                <w:sz w:val="28"/>
+                <w:szCs w:val="28"/>
+                <w:lang w:val="en-US"/>
+              </w:rPr>
+              <w:t>But surely …</w:t>
+            </w:r>
+          </w:p>
+        </w:tc>
+        <w:tc>
+          <w:tcPr>
+            <w:tcW w:w="4814" w:type="dxa"/>
+          </w:tcPr>
+          <w:p>
+            <w:pPr>
+              <w:spacing w:line="360" w:lineRule="auto"/>
+              <w:rPr>
+                <w:rFonts w:ascii="Times New Roman" w:hAnsi="Times New Roman" w:cs="Times New Roman"/>
+                <w:sz w:val="28"/>
+                <w:szCs w:val="28"/>
+              </w:rPr>
+            </w:pPr>
+            <w:r>
+              <w:rPr>
+                <w:rFonts w:ascii="Times New Roman" w:hAnsi="Times New Roman" w:cs="Times New Roman"/>
+                <w:sz w:val="28"/>
+                <w:szCs w:val="28"/>
+              </w:rPr>
+              <w:t>Но ведь …</w:t>
+            </w:r>
           </w:p>
         </w:tc>
       </w:tr>
@@ -1398,7 +3217,6 @@
           <w:bCs/>
           <w:sz w:val="28"/>
           <w:szCs w:val="28"/>
-          <w:lang w:val="en-US"/>
         </w:rPr>
       </w:pPr>
     </w:p>
